--- a/storage/templates/normalized-docx/BM-159/BM-159_normalized.docx
+++ b/storage/templates/normalized-docx/BM-159/BM-159_normalized.docx
@@ -1208,17 +1208,7 @@
           <w:sz w:val="28"/>
           <w:szCs w:val="28"/>
         </w:rPr>
-        <w:t>{{subordinat</w:t>
-      </w:r>
-      <w:bookmarkStart w:id="1" w:name="_GoBack"/>
-      <w:bookmarkEnd w:id="1"/>
-      <w:r>
-        <w:rPr>
-          <w:rFonts w:hint="default" w:ascii="Times New Roman" w:hAnsi="Times New Roman" w:eastAsia="SimSun" w:cs="Times New Roman"/>
-          <w:sz w:val="28"/>
-          <w:szCs w:val="28"/>
-        </w:rPr>
-        <w:t>eProcuracyTrialAssignment.article1Line}}</w:t>
+        <w:t>{{subordinateProcuracyTrialAssignment.article1Line}}</w:t>
       </w:r>
     </w:p>
     <w:p>
